--- a/risk/Regulatory Compliance Case Study.docx
+++ b/risk/Regulatory Compliance Case Study.docx
@@ -206,19 +206,7 @@
         <w:rPr>
           <w:rFonts w:ascii="Times New Roman" w:hAnsi="Times New Roman" w:cs="Times New Roman"/>
         </w:rPr>
-        <w:t>Bar</w:t>
-      </w:r>
-      <w:r>
-        <w:rPr>
-          <w:rFonts w:ascii="Times New Roman" w:hAnsi="Times New Roman" w:cs="Times New Roman"/>
-        </w:rPr>
-        <w:t xml:space="preserve">clays Bank, one of the biggest financial institutions in the world, admitted in June 2012 to manipulating the London Interbank Offered Rate (LIBOR), a benchmark interest rate that underpins trillions of dollars in global financial contracts. </w:t>
-      </w:r>
-      <w:r>
-        <w:rPr>
-          <w:rFonts w:ascii="Times New Roman" w:hAnsi="Times New Roman" w:cs="Times New Roman"/>
-        </w:rPr>
-        <w:t xml:space="preserve">The scandal went to indicate how impactful unethical conduct can have on investor trust and market integrity. </w:t>
+        <w:t xml:space="preserve">Barclays Bank, one of the biggest financial institutions in the world, admitted in June 2012 to manipulating the London Interbank Offered Rate (LIBOR), a benchmark interest rate that underpins trillions of dollars in global financial contracts. The scandal went to indicate how impactful unethical conduct can have on investor trust and market integrity. </w:t>
       </w:r>
     </w:p>
     <w:p>
@@ -351,21 +339,7 @@
         <w:rPr>
           <w:rFonts w:ascii="Times New Roman" w:hAnsi="Times New Roman" w:cs="Times New Roman"/>
         </w:rPr>
-        <w:t xml:space="preserve">Barclays were fined £290 million by UK and US regulators in 2012. They also settled with over 40 US states for $100 million in 2016. The UK investigation cost around £60 over seven years. Senior traders were disciplined – four convicted and one pled guilty. Barclays also strengthened its compliance and monitoring systems </w:t>
-      </w:r>
-      <w:proofErr w:type="gramStart"/>
-      <w:r>
-        <w:rPr>
-          <w:rFonts w:ascii="Times New Roman" w:hAnsi="Times New Roman" w:cs="Times New Roman"/>
-        </w:rPr>
-        <w:t>in order to</w:t>
-      </w:r>
-      <w:proofErr w:type="gramEnd"/>
-      <w:r>
-        <w:rPr>
-          <w:rFonts w:ascii="Times New Roman" w:hAnsi="Times New Roman" w:cs="Times New Roman"/>
-        </w:rPr>
-        <w:t xml:space="preserve"> prevent future misconduct.</w:t>
+        <w:t xml:space="preserve">Barclays were fined £290 million by UK and US regulators in 2012. They also settled with over 40 US states for $100 million in 2016. The UK investigation cost around £36 million over seven years (covering both its LIBOR and EURIBOR inquiries). Senior traders were disciplined – four convicted and one pled guilty. Barclays also strengthened its compliance and monitoring systems in order to prevent future misconduct.</w:t>
       </w:r>
     </w:p>
     <w:p>
